--- a/zaini_case_audit_output/outputs/word/documents/025_طلب اعادة فتح شكوى رقم 199058 المجلس الأعلى للقضاء ـ في 13-11-1445 ـ 21-05-2024.docx
+++ b/zaini_case_audit_output/outputs/word/documents/025_طلب اعادة فتح شكوى رقم 199058 المجلس الأعلى للقضاء ـ في 13-11-1445 ـ 21-05-2024.docx
@@ -70,14 +70,13 @@
     <w:p/>
     <w:p>
       <w:pPr>
+        <w:pStyle w:val="Heading2"/>
         <w:jc w:val="right"/>
         <w:bidi/>
       </w:pPr>
       <w:r>
-        <w:rPr>
-          <w:b w:val="0"/>
-          <w:i w:val="0"/>
-        </w:rPr>
+        <w:t>[المتن الفعلي: الوقائع / الأسباب / المنطوق] ===</w:t>
+        <w:br/>
         <w:t>ةينورتكلإلا يركشلا</w:t>
       </w:r>
     </w:p>
@@ -278,27 +277,25 @@
     </w:p>
     <w:p>
       <w:pPr>
+        <w:pStyle w:val="Heading2"/>
         <w:jc w:val="right"/>
         <w:bidi/>
       </w:pPr>
       <w:r>
-        <w:rPr>
-          <w:b w:val="0"/>
-          <w:i w:val="0"/>
-        </w:rPr>
+        <w:t>[الطلبات / المرفقات] ===</w:t>
+        <w:br/>
         <w:t>لذا ألتمس من معاليكم النظر في شكواي هذه. في</w:t>
       </w:r>
     </w:p>
     <w:p>
       <w:pPr>
+        <w:pStyle w:val="Heading2"/>
         <w:jc w:val="right"/>
         <w:bidi/>
       </w:pPr>
       <w:r>
-        <w:rPr>
-          <w:b w:val="0"/>
-          <w:i w:val="0"/>
-        </w:rPr>
+        <w:t>[المتن الفعلي: الوقائع / الأسباب / المنطوق] ===</w:t>
+        <w:br/>
         <w:t>ضوء المستجدات التي حدثت وما قررته محكمة الاستئناف في تسبيبها الغريب برد التماس إعادة النظر، والذي خالف تسبيبها السابق في الحكم الموضوعي، إذ كانت علتها الأولى أنني لم أتقدم بما يثبت الوفاء، فكيف بعد أن قدمت مستندات الوفاء وما يفيد صحة عقد البيع، وتنفيذ شروطه والوفاء بالثمن، يأتي حكمها المتعسف . والذي تضمن التفاتها عن تلك المستندات الرسمية والموثقة</w:t>
       </w:r>
     </w:p>

--- a/zaini_case_audit_output/outputs/word/documents/025_طلب اعادة فتح شكوى رقم 199058 المجلس الأعلى للقضاء ـ في 13-11-1445 ـ 21-05-2024.docx
+++ b/zaini_case_audit_output/outputs/word/documents/025_طلب اعادة فتح شكوى رقم 199058 المجلس الأعلى للقضاء ـ في 13-11-1445 ـ 21-05-2024.docx
@@ -53,20 +53,6 @@
         <w:t>[مخرج آلي / Script Output - سماوي]  [مخرج آلي يحتاج مراجعة بشرية - وردي]</w:t>
       </w:r>
     </w:p>
-    <w:p>
-      <w:pPr>
-        <w:jc w:val="right"/>
-        <w:bidi/>
-      </w:pPr>
-      <w:r>
-        <w:rPr>
-          <w:b w:val="0"/>
-          <w:i/>
-          <w:color w:val="C00000"/>
-        </w:rPr>
-        <w:t>[نص ممسوح OCR صُحِّح ترتيبه آلياً — قد يحتوي أخطاء طفيفة]</w:t>
-      </w:r>
-    </w:p>
     <w:p/>
     <w:p>
       <w:pPr>
@@ -77,7 +63,7 @@
       <w:r>
         <w:t>[المتن الفعلي: الوقائع / الأسباب / المنطوق] ===</w:t>
         <w:br/>
-        <w:t>ةينورتكلإلا يركشلا</w:t>
+        <w:t>الشكري الإلكترونية</w:t>
       </w:r>
     </w:p>
     <w:p>
@@ -129,7 +115,7 @@
           <w:b w:val="0"/>
           <w:i w:val="0"/>
         </w:rPr>
-        <w:t>معدلاو لصاوتلا زكرم</w:t>
+        <w:t>مركز التواصل والدعم</w:t>
       </w:r>
     </w:p>
     <w:p>
@@ -155,7 +141,7 @@
           <w:b w:val="0"/>
           <w:i w:val="0"/>
         </w:rPr>
-        <w:t>بلطلا ةجلاعم مت :ىوكشلا ةلاح</w:t>
+        <w:t>حالة الشكوى: تم معالجة الطلب</w:t>
       </w:r>
     </w:p>
     <w:p>
@@ -181,7 +167,7 @@
           <w:b w:val="0"/>
           <w:i w:val="0"/>
         </w:rPr>
-        <w:t>ةعجارملا تحت لاز امو لسرم حتف ةداعا بلط كيدل دجوي</w:t>
+        <w:t>يوجد لديك طلب اعادة فتح مرسل وما زال تحت المراجعة</w:t>
       </w:r>
     </w:p>
     <w:p>
@@ -194,7 +180,7 @@
           <w:b w:val="0"/>
           <w:i w:val="0"/>
         </w:rPr>
-        <w:t>| ةمدخلا مييقت</w:t>
+        <w:t>تقييم الخدمة |</w:t>
       </w:r>
     </w:p>
     <w:p>
@@ -207,7 +193,7 @@
           <w:b w:val="0"/>
           <w:i w:val="0"/>
         </w:rPr>
-        <w:t>بلطلا عون</w:t>
+        <w:t>نوع الطلب</w:t>
       </w:r>
     </w:p>
     <w:p>
@@ -322,7 +308,7 @@
           <w:b w:val="0"/>
           <w:i w:val="0"/>
         </w:rPr>
-        <w:t>ةلاحلا</w:t>
+        <w:t>الحالة</w:t>
       </w:r>
     </w:p>
     <w:p>
@@ -335,7 +321,7 @@
           <w:b w:val="0"/>
           <w:i w:val="0"/>
         </w:rPr>
-        <w:t>ةجلاعملا تحت</w:t>
+        <w:t>تحت المعالجة</w:t>
       </w:r>
     </w:p>
     <w:p>
